--- a/people-lead/word/DOSSIE-ANDRESSA-SILVA.docx
+++ b/people-lead/word/DOSSIE-ANDRESSA-SILVA.docx
@@ -5804,6 +5804,42 @@
       </w:pPr>
       <w:r>
         <w:t>People Lead</w:t>
+      </w:r>
+    </w:p>
+    <w:p>
+      <w:pPr>
+        <w:pStyle w:val="ListBullet"/>
+      </w:pPr>
+      <w:r>
+        <w:t xml:space="preserve">☐ Pedir à Andressa: e-mail do Rafael Martins + feedbacks (msg pronta em </w:t>
+      </w:r>
+      <w:r>
+        <w:rPr>
+          <w:rFonts w:ascii="Consolas" w:hAnsi="Consolas"/>
+          <w:color w:val="333333"/>
+          <w:sz w:val="18"/>
+        </w:rPr>
+        <w:t>14-pedidos-feedback.md</w:t>
+      </w:r>
+      <w:r>
+        <w:t>)</w:t>
+      </w:r>
+    </w:p>
+    <w:p>
+      <w:pPr>
+        <w:pStyle w:val="ListBullet"/>
+      </w:pPr>
+      <w:r>
+        <w:t xml:space="preserve">☐ Enviar e-mail de feedback ao </w:t>
+      </w:r>
+      <w:r>
+        <w:rPr>
+          <w:b/>
+        </w:rPr>
+        <w:t>Rafael Martins</w:t>
+      </w:r>
+      <w:r>
+        <w:t xml:space="preserve"> (quando tiver o e-mail)</w:t>
       </w:r>
     </w:p>
     <w:p>
